--- a/Code Guidelines_TO_DELETE_before_submission.docx
+++ b/Code Guidelines_TO_DELETE_before_submission.docx
@@ -20,6 +20,45 @@
         <w:spacing w:line="278" w:lineRule="auto"/>
       </w:pPr>
       <w:r>
+        <w:t>Surround any debug log with #ifdef _DEBUG.</w:t>
+      </w:r>
+    </w:p>
+    <w:p>
+      <w:pPr>
+        <w:pStyle w:val="ListParagraph"/>
+        <w:numPr>
+          <w:ilvl w:val="0"/>
+          <w:numId w:val="7"/>
+        </w:numPr>
+        <w:spacing w:line="278" w:lineRule="auto"/>
+      </w:pPr>
+      <w:r>
+        <w:t>std::cout causes the game to slow down (even in release mode iirc), so only debug what you need and make sure it’s only in debug mode.</w:t>
+      </w:r>
+    </w:p>
+    <w:p>
+      <w:pPr>
+        <w:pStyle w:val="ListParagraph"/>
+        <w:numPr>
+          <w:ilvl w:val="0"/>
+          <w:numId w:val="7"/>
+        </w:numPr>
+        <w:spacing w:line="278" w:lineRule="auto"/>
+      </w:pPr>
+      <w:r>
+        <w:t>remove before submission.</w:t>
+      </w:r>
+    </w:p>
+    <w:p>
+      <w:pPr>
+        <w:pStyle w:val="ListParagraph"/>
+        <w:numPr>
+          <w:ilvl w:val="0"/>
+          <w:numId w:val="6"/>
+        </w:numPr>
+        <w:spacing w:line="278" w:lineRule="auto"/>
+      </w:pPr>
+      <w:r>
         <w:t>Use unit tests and Asserts for everything.</w:t>
       </w:r>
     </w:p>
@@ -295,6 +334,7 @@
         <w:spacing w:line="278" w:lineRule="auto"/>
       </w:pPr>
       <w:r>
+        <w:lastRenderedPageBreak/>
         <w:t>Warnings as Errors</w:t>
       </w:r>
     </w:p>
@@ -334,37 +374,304 @@
         <w:spacing w:line="278" w:lineRule="auto"/>
       </w:pPr>
       <w:r>
+        <w:t>These warnings are harder to fix closer to submission deadline and may break something if fixed by someone not familiar with your code.</w:t>
+      </w:r>
+    </w:p>
+    <w:p>
+      <w:pPr>
+        <w:pStyle w:val="ListParagraph"/>
+        <w:numPr>
+          <w:ilvl w:val="0"/>
+          <w:numId w:val="5"/>
+        </w:numPr>
+        <w:spacing w:line="278" w:lineRule="auto"/>
+      </w:pPr>
+      <w:r>
+        <w:t>These warnings can also be the source of bugs.</w:t>
+      </w:r>
+    </w:p>
+    <w:p>
+      <w:pPr>
+        <w:pStyle w:val="ListParagraph"/>
+        <w:numPr>
+          <w:ilvl w:val="0"/>
+          <w:numId w:val="5"/>
+        </w:numPr>
+        <w:spacing w:line="278" w:lineRule="auto"/>
+      </w:pPr>
+      <w:r>
+        <w:t>If the warning is wrong add an ignore flag.</w:t>
+      </w:r>
+    </w:p>
+    <w:p/>
+    <w:p>
+      <w:pPr>
+        <w:pStyle w:val="ListParagraph"/>
+        <w:numPr>
+          <w:ilvl w:val="0"/>
+          <w:numId w:val="6"/>
+        </w:numPr>
+        <w:spacing w:line="278" w:lineRule="auto"/>
+      </w:pPr>
+      <w:r>
+        <w:t>Smart Pointers</w:t>
+      </w:r>
+    </w:p>
+    <w:p>
+      <w:pPr>
+        <w:pStyle w:val="ListParagraph"/>
+        <w:numPr>
+          <w:ilvl w:val="0"/>
+          <w:numId w:val="5"/>
+        </w:numPr>
+        <w:spacing w:line="278" w:lineRule="auto"/>
+      </w:pPr>
+      <w:r>
+        <w:t>Almost never use raw pointers.</w:t>
+      </w:r>
+    </w:p>
+    <w:p>
+      <w:pPr>
+        <w:pStyle w:val="ListParagraph"/>
+        <w:numPr>
+          <w:ilvl w:val="0"/>
+          <w:numId w:val="5"/>
+        </w:numPr>
+        <w:spacing w:line="278" w:lineRule="auto"/>
+      </w:pPr>
+      <w:r>
+        <w:t>Smart pointers allow safe management of data (unique ptr for sole ownership, shared+weak ptr to detect if something is still valid).</w:t>
+      </w:r>
+    </w:p>
+    <w:p>
+      <w:pPr>
+        <w:pStyle w:val="ListParagraph"/>
+        <w:numPr>
+          <w:ilvl w:val="0"/>
+          <w:numId w:val="5"/>
+        </w:numPr>
+        <w:spacing w:line="278" w:lineRule="auto"/>
+      </w:pPr>
+      <w:r>
+        <w:t>Prevents double deletion, use after deletion etc.</w:t>
+      </w:r>
+    </w:p>
+    <w:p>
+      <w:pPr>
+        <w:pStyle w:val="ListParagraph"/>
+        <w:numPr>
+          <w:ilvl w:val="0"/>
+          <w:numId w:val="5"/>
+        </w:numPr>
+        <w:spacing w:line="278" w:lineRule="auto"/>
+      </w:pPr>
+      <w:r>
+        <w:t>Prevents no deletion.</w:t>
+      </w:r>
+    </w:p>
+    <w:p/>
+    <w:p>
+      <w:pPr>
+        <w:pStyle w:val="ListParagraph"/>
+        <w:numPr>
+          <w:ilvl w:val="0"/>
+          <w:numId w:val="6"/>
+        </w:numPr>
+        <w:spacing w:line="278" w:lineRule="auto"/>
+      </w:pPr>
+      <w:r>
+        <w:t>RAII</w:t>
+      </w:r>
+    </w:p>
+    <w:p>
+      <w:pPr>
+        <w:pStyle w:val="ListParagraph"/>
+        <w:numPr>
+          <w:ilvl w:val="0"/>
+          <w:numId w:val="5"/>
+        </w:numPr>
+        <w:spacing w:line="278" w:lineRule="auto"/>
+      </w:pPr>
+      <w:r>
+        <w:t>Follow RAII rule of 0 or rule of 3.</w:t>
+      </w:r>
+    </w:p>
+    <w:p>
+      <w:pPr>
+        <w:pStyle w:val="ListParagraph"/>
+        <w:numPr>
+          <w:ilvl w:val="0"/>
+          <w:numId w:val="5"/>
+        </w:numPr>
+        <w:spacing w:line="278" w:lineRule="auto"/>
+      </w:pPr>
+      <w:r>
+        <w:t>Always try to make sure it allocates and deallocates itself properly.</w:t>
+      </w:r>
+    </w:p>
+    <w:p>
+      <w:pPr>
+        <w:pStyle w:val="ListParagraph"/>
+        <w:numPr>
+          <w:ilvl w:val="0"/>
+          <w:numId w:val="5"/>
+        </w:numPr>
+        <w:spacing w:line="278" w:lineRule="auto"/>
+      </w:pPr>
+      <w:r>
+        <w:t>It also helps others use your class.</w:t>
+      </w:r>
+    </w:p>
+    <w:p/>
+    <w:p>
+      <w:pPr>
+        <w:pStyle w:val="ListParagraph"/>
+        <w:numPr>
+          <w:ilvl w:val="0"/>
+          <w:numId w:val="6"/>
+        </w:numPr>
+        <w:spacing w:line="278" w:lineRule="auto"/>
+      </w:pPr>
+      <w:r>
+        <w:t>No Premature Optimization</w:t>
+      </w:r>
+    </w:p>
+    <w:p>
+      <w:pPr>
+        <w:pStyle w:val="ListParagraph"/>
+        <w:numPr>
+          <w:ilvl w:val="0"/>
+          <w:numId w:val="5"/>
+        </w:numPr>
+        <w:spacing w:line="278" w:lineRule="auto"/>
+      </w:pPr>
+      <w:r>
+        <w:t>If something is smart/complicated, it may be too hard to maintain/build upon later on.</w:t>
+      </w:r>
+    </w:p>
+    <w:p>
+      <w:pPr>
+        <w:pStyle w:val="ListParagraph"/>
+        <w:numPr>
+          <w:ilvl w:val="0"/>
+          <w:numId w:val="5"/>
+        </w:numPr>
+        <w:spacing w:line="278" w:lineRule="auto"/>
+      </w:pPr>
+      <w:r>
+        <w:t>Only optimize if it significantly affects the game performance during profiling.</w:t>
+      </w:r>
+    </w:p>
+    <w:p>
+      <w:pPr>
+        <w:pStyle w:val="ListParagraph"/>
+        <w:numPr>
+          <w:ilvl w:val="1"/>
+          <w:numId w:val="5"/>
+        </w:numPr>
+        <w:spacing w:line="278" w:lineRule="auto"/>
+      </w:pPr>
+      <w:r>
+        <w:t>Can use the visual studio profiler to see which class/functions take up the most time.</w:t>
+      </w:r>
+    </w:p>
+    <w:p>
+      <w:pPr>
+        <w:pStyle w:val="ListParagraph"/>
+        <w:numPr>
+          <w:ilvl w:val="0"/>
+          <w:numId w:val="5"/>
+        </w:numPr>
+        <w:spacing w:line="278" w:lineRule="auto"/>
+      </w:pPr>
+      <w:r>
+        <w:t>Don’t try to prematurely optimize if you don’t already know how to easily implement it.</w:t>
+      </w:r>
+    </w:p>
+    <w:p>
+      <w:pPr>
+        <w:pStyle w:val="ListParagraph"/>
+        <w:numPr>
+          <w:ilvl w:val="1"/>
+          <w:numId w:val="5"/>
+        </w:numPr>
+        <w:spacing w:line="278" w:lineRule="auto"/>
+      </w:pPr>
+      <w:r>
+        <w:t>To a senior programmer, octrees may be easy to use and aren’t premature optimization.</w:t>
+      </w:r>
+    </w:p>
+    <w:p>
+      <w:pPr>
+        <w:pStyle w:val="ListParagraph"/>
+        <w:numPr>
+          <w:ilvl w:val="1"/>
+          <w:numId w:val="5"/>
+        </w:numPr>
+        <w:spacing w:line="278" w:lineRule="auto"/>
+      </w:pPr>
+      <w:r>
+        <w:t>To someone less experienced, they may make many mistakes when doing so.</w:t>
+      </w:r>
+    </w:p>
+    <w:p>
+      <w:pPr>
+        <w:pStyle w:val="ListParagraph"/>
+        <w:numPr>
+          <w:ilvl w:val="0"/>
+          <w:numId w:val="5"/>
+        </w:numPr>
+        <w:spacing w:line="278" w:lineRule="auto"/>
+      </w:pPr>
+      <w:r>
         <w:lastRenderedPageBreak/>
-        <w:t>These warnings are harder to fix closer to submission deadline and may break something if fixed by someone not familiar with your code.</w:t>
-      </w:r>
-    </w:p>
-    <w:p>
-      <w:pPr>
-        <w:pStyle w:val="ListParagraph"/>
-        <w:numPr>
-          <w:ilvl w:val="0"/>
-          <w:numId w:val="5"/>
-        </w:numPr>
-        <w:spacing w:line="278" w:lineRule="auto"/>
-      </w:pPr>
-      <w:r>
-        <w:t>These warnings can also be the source of bugs.</w:t>
-      </w:r>
-    </w:p>
-    <w:p>
-      <w:pPr>
-        <w:pStyle w:val="ListParagraph"/>
-        <w:numPr>
-          <w:ilvl w:val="0"/>
-          <w:numId w:val="5"/>
-        </w:numPr>
-        <w:spacing w:line="278" w:lineRule="auto"/>
-      </w:pPr>
-      <w:r>
-        <w:t>If the warning is wrong add an ignore flag.</w:t>
-      </w:r>
-    </w:p>
-    <w:p/>
+        <w:t>Exceptions are those that you know for sure will really affect performance:</w:t>
+      </w:r>
+    </w:p>
+    <w:p>
+      <w:pPr>
+        <w:pStyle w:val="ListParagraph"/>
+        <w:numPr>
+          <w:ilvl w:val="1"/>
+          <w:numId w:val="5"/>
+        </w:numPr>
+        <w:spacing w:line="278" w:lineRule="auto"/>
+      </w:pPr>
+      <w:r>
+        <w:t>Octree/BVH tree for something like physics and collision.</w:t>
+      </w:r>
+    </w:p>
+    <w:p>
+      <w:pPr>
+        <w:pStyle w:val="ListParagraph"/>
+        <w:numPr>
+          <w:ilvl w:val="1"/>
+          <w:numId w:val="5"/>
+        </w:numPr>
+        <w:spacing w:line="278" w:lineRule="auto"/>
+      </w:pPr>
+      <w:r>
+        <w:t>Instance drawing for graphics.</w:t>
+      </w:r>
+    </w:p>
+    <w:p>
+      <w:pPr>
+        <w:pStyle w:val="ListParagraph"/>
+        <w:numPr>
+          <w:ilvl w:val="0"/>
+          <w:numId w:val="5"/>
+        </w:numPr>
+        <w:spacing w:line="278" w:lineRule="auto"/>
+      </w:pPr>
+      <w:r>
+        <w:t>Something imperfect may be better for the team, than something complicated and perfect.</w:t>
+      </w:r>
+    </w:p>
+    <w:p>
+      <w:pPr>
+        <w:spacing w:line="278" w:lineRule="auto"/>
+      </w:pPr>
+    </w:p>
     <w:p>
       <w:pPr>
         <w:pStyle w:val="ListParagraph"/>
@@ -375,274 +682,6 @@
         <w:spacing w:line="278" w:lineRule="auto"/>
       </w:pPr>
       <w:r>
-        <w:t>Smart Pointers</w:t>
-      </w:r>
-    </w:p>
-    <w:p>
-      <w:pPr>
-        <w:pStyle w:val="ListParagraph"/>
-        <w:numPr>
-          <w:ilvl w:val="0"/>
-          <w:numId w:val="5"/>
-        </w:numPr>
-        <w:spacing w:line="278" w:lineRule="auto"/>
-      </w:pPr>
-      <w:r>
-        <w:t>Almost never use raw pointers.</w:t>
-      </w:r>
-    </w:p>
-    <w:p>
-      <w:pPr>
-        <w:pStyle w:val="ListParagraph"/>
-        <w:numPr>
-          <w:ilvl w:val="0"/>
-          <w:numId w:val="5"/>
-        </w:numPr>
-        <w:spacing w:line="278" w:lineRule="auto"/>
-      </w:pPr>
-      <w:r>
-        <w:t>Smart pointers allow safe management of data (unique ptr for sole ownership, shared+weak ptr to detect if something is still valid).</w:t>
-      </w:r>
-    </w:p>
-    <w:p>
-      <w:pPr>
-        <w:pStyle w:val="ListParagraph"/>
-        <w:numPr>
-          <w:ilvl w:val="0"/>
-          <w:numId w:val="5"/>
-        </w:numPr>
-        <w:spacing w:line="278" w:lineRule="auto"/>
-      </w:pPr>
-      <w:r>
-        <w:t>Prevents double deletion, use after deletion etc.</w:t>
-      </w:r>
-    </w:p>
-    <w:p>
-      <w:pPr>
-        <w:pStyle w:val="ListParagraph"/>
-        <w:numPr>
-          <w:ilvl w:val="0"/>
-          <w:numId w:val="5"/>
-        </w:numPr>
-        <w:spacing w:line="278" w:lineRule="auto"/>
-      </w:pPr>
-      <w:r>
-        <w:t>Prevents no deletion.</w:t>
-      </w:r>
-    </w:p>
-    <w:p/>
-    <w:p>
-      <w:pPr>
-        <w:pStyle w:val="ListParagraph"/>
-        <w:numPr>
-          <w:ilvl w:val="0"/>
-          <w:numId w:val="6"/>
-        </w:numPr>
-        <w:spacing w:line="278" w:lineRule="auto"/>
-      </w:pPr>
-      <w:r>
-        <w:t>RAII</w:t>
-      </w:r>
-    </w:p>
-    <w:p>
-      <w:pPr>
-        <w:pStyle w:val="ListParagraph"/>
-        <w:numPr>
-          <w:ilvl w:val="0"/>
-          <w:numId w:val="5"/>
-        </w:numPr>
-        <w:spacing w:line="278" w:lineRule="auto"/>
-      </w:pPr>
-      <w:r>
-        <w:t>Follow RAII rule of 0 or rule of 3.</w:t>
-      </w:r>
-    </w:p>
-    <w:p>
-      <w:pPr>
-        <w:pStyle w:val="ListParagraph"/>
-        <w:numPr>
-          <w:ilvl w:val="0"/>
-          <w:numId w:val="5"/>
-        </w:numPr>
-        <w:spacing w:line="278" w:lineRule="auto"/>
-      </w:pPr>
-      <w:r>
-        <w:t>Always try to make sure it allocates and deallocates itself properly.</w:t>
-      </w:r>
-    </w:p>
-    <w:p>
-      <w:pPr>
-        <w:pStyle w:val="ListParagraph"/>
-        <w:numPr>
-          <w:ilvl w:val="0"/>
-          <w:numId w:val="5"/>
-        </w:numPr>
-        <w:spacing w:line="278" w:lineRule="auto"/>
-      </w:pPr>
-      <w:r>
-        <w:t>It also helps others use your class.</w:t>
-      </w:r>
-    </w:p>
-    <w:p/>
-    <w:p>
-      <w:pPr>
-        <w:pStyle w:val="ListParagraph"/>
-        <w:numPr>
-          <w:ilvl w:val="0"/>
-          <w:numId w:val="6"/>
-        </w:numPr>
-        <w:spacing w:line="278" w:lineRule="auto"/>
-      </w:pPr>
-      <w:r>
-        <w:t>No Premature Optimization</w:t>
-      </w:r>
-    </w:p>
-    <w:p>
-      <w:pPr>
-        <w:pStyle w:val="ListParagraph"/>
-        <w:numPr>
-          <w:ilvl w:val="0"/>
-          <w:numId w:val="5"/>
-        </w:numPr>
-        <w:spacing w:line="278" w:lineRule="auto"/>
-      </w:pPr>
-      <w:r>
-        <w:t>If something is smart/complicated, it may be too hard to maintain/build upon later on.</w:t>
-      </w:r>
-    </w:p>
-    <w:p>
-      <w:pPr>
-        <w:pStyle w:val="ListParagraph"/>
-        <w:numPr>
-          <w:ilvl w:val="0"/>
-          <w:numId w:val="5"/>
-        </w:numPr>
-        <w:spacing w:line="278" w:lineRule="auto"/>
-      </w:pPr>
-      <w:r>
-        <w:t>Only optimize if it significantly affects the game performance during profiling.</w:t>
-      </w:r>
-    </w:p>
-    <w:p>
-      <w:pPr>
-        <w:pStyle w:val="ListParagraph"/>
-        <w:numPr>
-          <w:ilvl w:val="1"/>
-          <w:numId w:val="5"/>
-        </w:numPr>
-        <w:spacing w:line="278" w:lineRule="auto"/>
-      </w:pPr>
-      <w:r>
-        <w:t>Can use the visual studio profiler to see which class/functions take up the most time.</w:t>
-      </w:r>
-    </w:p>
-    <w:p>
-      <w:pPr>
-        <w:pStyle w:val="ListParagraph"/>
-        <w:numPr>
-          <w:ilvl w:val="0"/>
-          <w:numId w:val="5"/>
-        </w:numPr>
-        <w:spacing w:line="278" w:lineRule="auto"/>
-      </w:pPr>
-      <w:r>
-        <w:t>Don’t try to prematurely optimize if you don’t already know how to easily implement it.</w:t>
-      </w:r>
-    </w:p>
-    <w:p>
-      <w:pPr>
-        <w:pStyle w:val="ListParagraph"/>
-        <w:numPr>
-          <w:ilvl w:val="1"/>
-          <w:numId w:val="5"/>
-        </w:numPr>
-        <w:spacing w:line="278" w:lineRule="auto"/>
-      </w:pPr>
-      <w:r>
-        <w:t>To a senior programmer, octrees may be easy to use and aren’t premature optimization.</w:t>
-      </w:r>
-    </w:p>
-    <w:p>
-      <w:pPr>
-        <w:pStyle w:val="ListParagraph"/>
-        <w:numPr>
-          <w:ilvl w:val="1"/>
-          <w:numId w:val="5"/>
-        </w:numPr>
-        <w:spacing w:line="278" w:lineRule="auto"/>
-      </w:pPr>
-      <w:r>
-        <w:t>To someone less experienced, they may make many mistakes when doing so.</w:t>
-      </w:r>
-    </w:p>
-    <w:p>
-      <w:pPr>
-        <w:pStyle w:val="ListParagraph"/>
-        <w:numPr>
-          <w:ilvl w:val="0"/>
-          <w:numId w:val="5"/>
-        </w:numPr>
-        <w:spacing w:line="278" w:lineRule="auto"/>
-      </w:pPr>
-      <w:r>
-        <w:t>Exceptions are those that you know for sure will really affect performance:</w:t>
-      </w:r>
-    </w:p>
-    <w:p>
-      <w:pPr>
-        <w:pStyle w:val="ListParagraph"/>
-        <w:numPr>
-          <w:ilvl w:val="1"/>
-          <w:numId w:val="5"/>
-        </w:numPr>
-        <w:spacing w:line="278" w:lineRule="auto"/>
-      </w:pPr>
-      <w:r>
-        <w:t>Octree/BVH tree for something like physics and collision.</w:t>
-      </w:r>
-    </w:p>
-    <w:p>
-      <w:pPr>
-        <w:pStyle w:val="ListParagraph"/>
-        <w:numPr>
-          <w:ilvl w:val="1"/>
-          <w:numId w:val="5"/>
-        </w:numPr>
-        <w:spacing w:line="278" w:lineRule="auto"/>
-      </w:pPr>
-      <w:r>
-        <w:lastRenderedPageBreak/>
-        <w:t>Instance drawing for graphics.</w:t>
-      </w:r>
-    </w:p>
-    <w:p>
-      <w:pPr>
-        <w:pStyle w:val="ListParagraph"/>
-        <w:numPr>
-          <w:ilvl w:val="0"/>
-          <w:numId w:val="5"/>
-        </w:numPr>
-        <w:spacing w:line="278" w:lineRule="auto"/>
-      </w:pPr>
-      <w:r>
-        <w:t>Something imperfect may be better for the team, than something complicated and perfect.</w:t>
-      </w:r>
-    </w:p>
-    <w:p>
-      <w:pPr>
-        <w:spacing w:line="278" w:lineRule="auto"/>
-      </w:pPr>
-    </w:p>
-    <w:p>
-      <w:pPr>
-        <w:pStyle w:val="ListParagraph"/>
-        <w:numPr>
-          <w:ilvl w:val="0"/>
-          <w:numId w:val="6"/>
-        </w:numPr>
-        <w:spacing w:line="278" w:lineRule="auto"/>
-      </w:pPr>
-      <w:r>
         <w:t>Static analysis</w:t>
       </w:r>
     </w:p>
@@ -656,10 +695,7 @@
         <w:spacing w:line="278" w:lineRule="auto"/>
       </w:pPr>
       <w:r>
-        <w:t xml:space="preserve">It </w:t>
-      </w:r>
-      <w:r>
-        <w:t>involves checking code for errors, bugs, bad practices without running it.</w:t>
+        <w:t>It involves checking code for errors, bugs, bad practices without running it.</w:t>
       </w:r>
     </w:p>
     <w:p>
@@ -935,6 +971,7 @@
         </w:numPr>
       </w:pPr>
       <w:r>
+        <w:lastRenderedPageBreak/>
         <w:t>Look for Bugs</w:t>
       </w:r>
     </w:p>
@@ -956,141 +993,436 @@
         <w:pStyle w:val="Heading3"/>
       </w:pPr>
       <w:r>
+        <w:t>Understand the Data</w:t>
+      </w:r>
+    </w:p>
+    <w:p>
+      <w:pPr>
+        <w:pStyle w:val="ListParagraph"/>
+        <w:numPr>
+          <w:ilvl w:val="0"/>
+          <w:numId w:val="4"/>
+        </w:numPr>
+      </w:pPr>
+      <w:r>
+        <w:t>Is the data what was expected?</w:t>
+      </w:r>
+    </w:p>
+    <w:p>
+      <w:pPr>
+        <w:pStyle w:val="ListParagraph"/>
+        <w:numPr>
+          <w:ilvl w:val="0"/>
+          <w:numId w:val="4"/>
+        </w:numPr>
+      </w:pPr>
+      <w:r>
+        <w:t>Is there anything weird about it?</w:t>
+      </w:r>
+      <w:r>
+        <w:t xml:space="preserve"> Oddities, Special Cases, Outliers, Missing Values, Bugs.</w:t>
+      </w:r>
+    </w:p>
+    <w:p>
+      <w:pPr>
+        <w:pStyle w:val="ListParagraph"/>
+        <w:numPr>
+          <w:ilvl w:val="0"/>
+          <w:numId w:val="4"/>
+        </w:numPr>
+      </w:pPr>
+      <w:r>
+        <w:t>Are there any patterns to the data that can be used?</w:t>
+      </w:r>
+    </w:p>
+    <w:p>
+      <w:pPr>
+        <w:pStyle w:val="ListParagraph"/>
+      </w:pPr>
+    </w:p>
+    <w:p>
+      <w:pPr>
+        <w:pStyle w:val="Heading3"/>
+      </w:pPr>
+      <w:r>
+        <w:t>Preallocate Memory</w:t>
+      </w:r>
+    </w:p>
+    <w:p>
+      <w:pPr>
+        <w:pStyle w:val="ListParagraph"/>
+        <w:numPr>
+          <w:ilvl w:val="0"/>
+          <w:numId w:val="4"/>
+        </w:numPr>
+      </w:pPr>
+      <w:r>
+        <w:t>Allocating memory on the spot is slow.</w:t>
+      </w:r>
+    </w:p>
+    <w:p>
+      <w:pPr>
+        <w:pStyle w:val="ListParagraph"/>
+        <w:numPr>
+          <w:ilvl w:val="0"/>
+          <w:numId w:val="4"/>
+        </w:numPr>
+      </w:pPr>
+      <w:r>
+        <w:t>Try to manually manage memory</w:t>
+      </w:r>
+      <w:r>
+        <w:t xml:space="preserve"> with a unit allocator</w:t>
+      </w:r>
+    </w:p>
+    <w:p>
+      <w:pPr>
+        <w:pStyle w:val="ListParagraph"/>
+        <w:numPr>
+          <w:ilvl w:val="0"/>
+          <w:numId w:val="4"/>
+        </w:numPr>
+      </w:pPr>
+      <w:r>
+        <w:t>Pre-r</w:t>
+      </w:r>
+      <w:r>
+        <w:t>eserve memory in structures</w:t>
+      </w:r>
+      <w:r>
+        <w:t xml:space="preserve"> once instead of doing it multiple times</w:t>
+      </w:r>
+      <w:r>
+        <w:t>, e.g. std::vector.reserve();</w:t>
+      </w:r>
+    </w:p>
+    <w:p/>
+    <w:p>
+      <w:pPr>
+        <w:pStyle w:val="Heading3"/>
+      </w:pPr>
+      <w:r>
+        <w:t>Prebake the Data</w:t>
+      </w:r>
+    </w:p>
+    <w:p>
+      <w:pPr>
+        <w:pStyle w:val="ListParagraph"/>
+        <w:numPr>
+          <w:ilvl w:val="0"/>
+          <w:numId w:val="3"/>
+        </w:numPr>
+      </w:pPr>
+      <w:r>
+        <w:t>Prebake the data offline to avoid transforming it at load/runtime.</w:t>
+      </w:r>
+    </w:p>
+    <w:p>
+      <w:pPr>
+        <w:pStyle w:val="ListParagraph"/>
+        <w:numPr>
+          <w:ilvl w:val="0"/>
+          <w:numId w:val="3"/>
+        </w:numPr>
+      </w:pPr>
+      <w:r>
+        <w:t>Will it increase performance? How can it be transformed? How will it affect developers working on development?</w:t>
+      </w:r>
+    </w:p>
+    <w:p>
+      <w:pPr>
+        <w:pStyle w:val="Heading3"/>
+      </w:pPr>
+      <w:r>
+        <w:t>Fixed Point Math</w:t>
+      </w:r>
+    </w:p>
+    <w:p>
+      <w:pPr>
+        <w:pStyle w:val="ListParagraph"/>
+        <w:numPr>
+          <w:ilvl w:val="0"/>
+          <w:numId w:val="3"/>
+        </w:numPr>
+      </w:pPr>
+      <w:r>
+        <w:t>Don’t always use floating point values for math</w:t>
+      </w:r>
+      <w:r>
+        <w:t>, integers can also be used by subtituting decimals with integers.</w:t>
+      </w:r>
+    </w:p>
+    <w:p>
+      <w:pPr>
+        <w:pStyle w:val="ListParagraph"/>
+        <w:numPr>
+          <w:ilvl w:val="0"/>
+          <w:numId w:val="3"/>
+        </w:numPr>
+      </w:pPr>
+      <w:r>
+        <w:t>Is accuracy needed? Can it be replaced using integers/BigInts?</w:t>
+      </w:r>
+    </w:p>
+    <w:p>
+      <w:pPr>
+        <w:pStyle w:val="ListParagraph"/>
+        <w:numPr>
+          <w:ilvl w:val="0"/>
+          <w:numId w:val="3"/>
+        </w:numPr>
+      </w:pPr>
+      <w:r>
+        <w:t>Is computation faster when floating point is replaced with integers?</w:t>
+      </w:r>
+    </w:p>
+    <w:p>
+      <w:pPr>
+        <w:pStyle w:val="Heading3"/>
+      </w:pPr>
+      <w:r>
+        <w:t>Time Slicing</w:t>
+      </w:r>
+    </w:p>
+    <w:p>
+      <w:pPr>
+        <w:pStyle w:val="ListParagraph"/>
+        <w:numPr>
+          <w:ilvl w:val="0"/>
+          <w:numId w:val="3"/>
+        </w:numPr>
+      </w:pPr>
+      <w:r>
+        <w:t>Distribute a large amount of work over time, instead of doing everything at once.</w:t>
+      </w:r>
+    </w:p>
+    <w:p>
+      <w:pPr>
+        <w:pStyle w:val="ListParagraph"/>
+        <w:numPr>
+          <w:ilvl w:val="0"/>
+          <w:numId w:val="3"/>
+        </w:numPr>
+      </w:pPr>
+      <w:r>
+        <w:t>Possible requests can be precalculated and stored in a cache/table.</w:t>
+      </w:r>
+    </w:p>
+    <w:p>
+      <w:pPr>
+        <w:pStyle w:val="ListParagraph"/>
+        <w:numPr>
+          <w:ilvl w:val="0"/>
+          <w:numId w:val="3"/>
+        </w:numPr>
+      </w:pPr>
+      <w:r>
+        <w:t>Work can be delivered later and be slowly built upon over time.</w:t>
+      </w:r>
+    </w:p>
+    <w:p>
+      <w:pPr>
+        <w:pStyle w:val="ListParagraph"/>
+        <w:numPr>
+          <w:ilvl w:val="0"/>
+          <w:numId w:val="3"/>
+        </w:numPr>
+      </w:pPr>
+      <w:r>
+        <w:t>Some work can be done ahead of time.</w:t>
+      </w:r>
+    </w:p>
+    <w:p>
+      <w:pPr>
+        <w:pStyle w:val="Heading3"/>
+      </w:pPr>
+      <w:r>
+        <w:t>Avoid System Calls</w:t>
+      </w:r>
+    </w:p>
+    <w:p>
+      <w:pPr>
+        <w:pStyle w:val="ListParagraph"/>
+        <w:numPr>
+          <w:ilvl w:val="0"/>
+          <w:numId w:val="3"/>
+        </w:numPr>
+      </w:pPr>
+      <w:r>
         <w:lastRenderedPageBreak/>
-        <w:t>Understand the Data</w:t>
-      </w:r>
-    </w:p>
-    <w:p>
-      <w:pPr>
-        <w:pStyle w:val="ListParagraph"/>
-        <w:numPr>
-          <w:ilvl w:val="0"/>
-          <w:numId w:val="4"/>
-        </w:numPr>
-      </w:pPr>
-      <w:r>
-        <w:t>Is the data what was expected?</w:t>
-      </w:r>
-    </w:p>
-    <w:p>
-      <w:pPr>
-        <w:pStyle w:val="ListParagraph"/>
-        <w:numPr>
-          <w:ilvl w:val="0"/>
-          <w:numId w:val="4"/>
-        </w:numPr>
-      </w:pPr>
-      <w:r>
-        <w:t>Is there anything weird about it?</w:t>
-      </w:r>
-      <w:r>
-        <w:t xml:space="preserve"> Oddities, Special Cases, Outliers, Missing Values, Bugs.</w:t>
-      </w:r>
-    </w:p>
-    <w:p>
-      <w:pPr>
-        <w:pStyle w:val="ListParagraph"/>
-        <w:numPr>
-          <w:ilvl w:val="0"/>
-          <w:numId w:val="4"/>
-        </w:numPr>
-      </w:pPr>
-      <w:r>
-        <w:t>Are there any patterns to the data that can be used?</w:t>
-      </w:r>
-    </w:p>
-    <w:p>
-      <w:pPr>
-        <w:pStyle w:val="ListParagraph"/>
-      </w:pPr>
+        <w:t xml:space="preserve">System calls like file operations, signals, </w:t>
+      </w:r>
+      <w:r>
+        <w:t>time query are much slower due to context and privilege switching.</w:t>
+      </w:r>
+    </w:p>
+    <w:p>
+      <w:pPr>
+        <w:pStyle w:val="ListParagraph"/>
+        <w:numPr>
+          <w:ilvl w:val="0"/>
+          <w:numId w:val="3"/>
+        </w:numPr>
+      </w:pPr>
+      <w:r>
+        <w:t>Instead, work can be batched (one system call for multiple operations), postponed, or done only once and reused instead of every frame.</w:t>
+      </w:r>
+    </w:p>
+    <w:p>
+      <w:pPr>
+        <w:pStyle w:val="ListParagraph"/>
+        <w:numPr>
+          <w:ilvl w:val="1"/>
+          <w:numId w:val="3"/>
+        </w:numPr>
+      </w:pPr>
+      <w:r>
+        <w:t>e.g. reading the file once for model data and caching it, instead of</w:t>
+      </w:r>
+      <w:r>
+        <w:t xml:space="preserve"> reading the file every instantiation of a gameobject.</w:t>
+      </w:r>
+      <w:r>
+        <w:t xml:space="preserve"> </w:t>
+      </w:r>
     </w:p>
     <w:p>
       <w:pPr>
         <w:pStyle w:val="Heading3"/>
       </w:pPr>
       <w:r>
-        <w:t>Preallocate Memory</w:t>
-      </w:r>
-    </w:p>
-    <w:p>
-      <w:pPr>
-        <w:pStyle w:val="ListParagraph"/>
-        <w:numPr>
-          <w:ilvl w:val="0"/>
-          <w:numId w:val="4"/>
-        </w:numPr>
-      </w:pPr>
-      <w:r>
-        <w:t>Allocating memory on the spot is slow.</w:t>
-      </w:r>
-    </w:p>
-    <w:p>
-      <w:pPr>
-        <w:pStyle w:val="ListParagraph"/>
-        <w:numPr>
-          <w:ilvl w:val="0"/>
-          <w:numId w:val="4"/>
-        </w:numPr>
-      </w:pPr>
-      <w:r>
-        <w:t>Try to manually manage memory</w:t>
-      </w:r>
-      <w:r>
-        <w:t xml:space="preserve"> with a unit allocator</w:t>
-      </w:r>
-    </w:p>
-    <w:p>
-      <w:pPr>
-        <w:pStyle w:val="ListParagraph"/>
-        <w:numPr>
-          <w:ilvl w:val="0"/>
-          <w:numId w:val="4"/>
-        </w:numPr>
-      </w:pPr>
-      <w:r>
-        <w:t>Pre-r</w:t>
-      </w:r>
-      <w:r>
-        <w:t>eserve memory in structures</w:t>
-      </w:r>
-      <w:r>
-        <w:t xml:space="preserve"> once instead of doing it multiple times</w:t>
-      </w:r>
-      <w:r>
-        <w:t>, e.g. std::vector.reserve();</w:t>
-      </w:r>
-    </w:p>
-    <w:p/>
+        <w:t>Polymorphism can obfuscate code and reduce performance</w:t>
+      </w:r>
+    </w:p>
+    <w:p>
+      <w:pPr>
+        <w:pStyle w:val="ListParagraph"/>
+        <w:numPr>
+          <w:ilvl w:val="0"/>
+          <w:numId w:val="3"/>
+        </w:numPr>
+      </w:pPr>
+      <w:r>
+        <w:t>Polymorphism and Virtual functions can cause cache misses and prevent optimization.</w:t>
+      </w:r>
+    </w:p>
+    <w:p>
+      <w:pPr>
+        <w:pStyle w:val="ListParagraph"/>
+        <w:numPr>
+          <w:ilvl w:val="0"/>
+          <w:numId w:val="3"/>
+        </w:numPr>
+      </w:pPr>
+      <w:r>
+        <w:t>Consider lists/tables of similar data.</w:t>
+      </w:r>
+    </w:p>
     <w:p>
       <w:pPr>
         <w:pStyle w:val="Heading3"/>
       </w:pPr>
       <w:r>
-        <w:t>Prebake the Data</w:t>
-      </w:r>
-    </w:p>
-    <w:p>
-      <w:pPr>
-        <w:pStyle w:val="ListParagraph"/>
-        <w:numPr>
-          <w:ilvl w:val="0"/>
-          <w:numId w:val="3"/>
-        </w:numPr>
-      </w:pPr>
-      <w:r>
-        <w:t>Prebake the data offline to avoid transforming it at load/runtime.</w:t>
-      </w:r>
-    </w:p>
-    <w:p>
-      <w:pPr>
-        <w:pStyle w:val="ListParagraph"/>
-        <w:numPr>
-          <w:ilvl w:val="0"/>
-          <w:numId w:val="3"/>
-        </w:numPr>
-      </w:pPr>
-      <w:r>
-        <w:t>Will it increase performance? How can it be transformed? How will it affect developers working on development?</w:t>
+        <w:t xml:space="preserve">Understand </w:t>
+      </w:r>
+      <w:r>
+        <w:t>Latency Statistics</w:t>
+      </w:r>
+    </w:p>
+    <w:p>
+      <w:pPr>
+        <w:pStyle w:val="ListParagraph"/>
+        <w:numPr>
+          <w:ilvl w:val="0"/>
+          <w:numId w:val="3"/>
+        </w:numPr>
+      </w:pPr>
+      <w:r>
+        <w:t>0.25ns is one clock cycle at 4GHz</w:t>
+      </w:r>
+    </w:p>
+    <w:p>
+      <w:pPr>
+        <w:pStyle w:val="ListParagraph"/>
+        <w:numPr>
+          <w:ilvl w:val="0"/>
+          <w:numId w:val="3"/>
+        </w:numPr>
+      </w:pPr>
+      <w:r>
+        <w:t>1ns = L1 cache</w:t>
+      </w:r>
+    </w:p>
+    <w:p>
+      <w:pPr>
+        <w:pStyle w:val="ListParagraph"/>
+        <w:numPr>
+          <w:ilvl w:val="0"/>
+          <w:numId w:val="3"/>
+        </w:numPr>
+      </w:pPr>
+      <w:r>
+        <w:t>4ns = L2 cache</w:t>
+      </w:r>
+    </w:p>
+    <w:p>
+      <w:pPr>
+        <w:pStyle w:val="ListParagraph"/>
+        <w:numPr>
+          <w:ilvl w:val="0"/>
+          <w:numId w:val="3"/>
+        </w:numPr>
+      </w:pPr>
+      <w:r>
+        <w:t>17ns = Mutex lock/unlock</w:t>
+      </w:r>
+    </w:p>
+    <w:p>
+      <w:pPr>
+        <w:pStyle w:val="ListParagraph"/>
+        <w:numPr>
+          <w:ilvl w:val="0"/>
+          <w:numId w:val="3"/>
+        </w:numPr>
+      </w:pPr>
+      <w:r>
+        <w:t>100ns = Main memory reference</w:t>
+      </w:r>
+    </w:p>
+    <w:p>
+      <w:pPr>
+        <w:pStyle w:val="ListParagraph"/>
+        <w:numPr>
+          <w:ilvl w:val="0"/>
+          <w:numId w:val="3"/>
+        </w:numPr>
+      </w:pPr>
+      <w:r>
+        <w:t>3000ns = Main memory 1MB</w:t>
+      </w:r>
+    </w:p>
+    <w:p>
+      <w:pPr>
+        <w:pStyle w:val="ListParagraph"/>
+        <w:numPr>
+          <w:ilvl w:val="0"/>
+          <w:numId w:val="3"/>
+        </w:numPr>
+      </w:pPr>
+      <w:r>
+        <w:t>14000ns = SSD random read</w:t>
+      </w:r>
+    </w:p>
+    <w:p>
+      <w:pPr>
+        <w:pStyle w:val="ListParagraph"/>
+        <w:numPr>
+          <w:ilvl w:val="0"/>
+          <w:numId w:val="3"/>
+        </w:numPr>
+      </w:pPr>
+      <w:r>
+        <w:t>49000ns = SSD 1MB read</w:t>
       </w:r>
     </w:p>
     <w:p>
@@ -1098,46 +1430,185 @@
         <w:pStyle w:val="Heading3"/>
       </w:pPr>
       <w:r>
-        <w:t>Fixed Point Math</w:t>
-      </w:r>
-    </w:p>
-    <w:p>
-      <w:pPr>
-        <w:pStyle w:val="ListParagraph"/>
-        <w:numPr>
-          <w:ilvl w:val="0"/>
-          <w:numId w:val="3"/>
-        </w:numPr>
-      </w:pPr>
-      <w:r>
-        <w:t>Don’t always use floating point values for math</w:t>
-      </w:r>
-      <w:r>
-        <w:t>, integers can also be used by subtituting decimals with integers.</w:t>
-      </w:r>
-    </w:p>
-    <w:p>
-      <w:pPr>
-        <w:pStyle w:val="ListParagraph"/>
-        <w:numPr>
-          <w:ilvl w:val="0"/>
-          <w:numId w:val="3"/>
-        </w:numPr>
-      </w:pPr>
-      <w:r>
-        <w:t>Is accuracy needed? Can it be replaced using integers/BigInts?</w:t>
-      </w:r>
-    </w:p>
-    <w:p>
-      <w:pPr>
-        <w:pStyle w:val="ListParagraph"/>
-        <w:numPr>
-          <w:ilvl w:val="0"/>
-          <w:numId w:val="3"/>
-        </w:numPr>
-      </w:pPr>
-      <w:r>
-        <w:t>Is computation faster when floating point is replaced with integers?</w:t>
+        <w:t>Premature Optimization</w:t>
+      </w:r>
+      <w:r>
+        <w:t xml:space="preserve"> is evil</w:t>
+      </w:r>
+    </w:p>
+    <w:p>
+      <w:pPr>
+        <w:pStyle w:val="ListParagraph"/>
+        <w:numPr>
+          <w:ilvl w:val="0"/>
+          <w:numId w:val="3"/>
+        </w:numPr>
+      </w:pPr>
+      <w:r>
+        <w:t>Premature Optimization is related to the level of expertise.</w:t>
+      </w:r>
+    </w:p>
+    <w:p>
+      <w:pPr>
+        <w:pStyle w:val="ListParagraph"/>
+        <w:numPr>
+          <w:ilvl w:val="1"/>
+          <w:numId w:val="3"/>
+        </w:numPr>
+      </w:pPr>
+      <w:r>
+        <w:t xml:space="preserve">A junior </w:t>
+      </w:r>
+      <w:r>
+        <w:t>developer</w:t>
+      </w:r>
+      <w:r>
+        <w:t xml:space="preserve"> may find </w:t>
+      </w:r>
+      <w:r>
+        <w:t>difficulty implementing an octree for collisions</w:t>
+      </w:r>
+      <w:r>
+        <w:t>, and thus it may be a premature optimization.</w:t>
+      </w:r>
+    </w:p>
+    <w:p>
+      <w:pPr>
+        <w:pStyle w:val="ListParagraph"/>
+        <w:numPr>
+          <w:ilvl w:val="1"/>
+          <w:numId w:val="3"/>
+        </w:numPr>
+      </w:pPr>
+      <w:r>
+        <w:t>A senior developer may find octrees second nature to them.</w:t>
+      </w:r>
+    </w:p>
+    <w:p>
+      <w:pPr>
+        <w:pStyle w:val="ListParagraph"/>
+        <w:numPr>
+          <w:ilvl w:val="0"/>
+          <w:numId w:val="3"/>
+        </w:numPr>
+      </w:pPr>
+      <w:r>
+        <w:t>Only implement a</w:t>
+      </w:r>
+      <w:r>
+        <w:t>n architecture design choice if it’s necessary, or if the developer(s) on the team can easily understand it.</w:t>
+      </w:r>
+      <w:r>
+        <w:t xml:space="preserve"> </w:t>
+      </w:r>
+    </w:p>
+    <w:p>
+      <w:pPr>
+        <w:pStyle w:val="ListParagraph"/>
+        <w:numPr>
+          <w:ilvl w:val="1"/>
+          <w:numId w:val="3"/>
+        </w:numPr>
+      </w:pPr>
+      <w:r>
+        <w:t xml:space="preserve">Profile the </w:t>
+      </w:r>
+      <w:r>
+        <w:t>problem</w:t>
+      </w:r>
+      <w:r>
+        <w:t>.</w:t>
+      </w:r>
+    </w:p>
+    <w:p>
+      <w:pPr>
+        <w:pStyle w:val="ListParagraph"/>
+        <w:numPr>
+          <w:ilvl w:val="1"/>
+          <w:numId w:val="3"/>
+        </w:numPr>
+      </w:pPr>
+      <w:r>
+        <w:t>See if it makes a meaningful difference</w:t>
+      </w:r>
+      <w:r>
+        <w:t xml:space="preserve"> to improve it</w:t>
+      </w:r>
+      <w:r>
+        <w:t>.</w:t>
+      </w:r>
+    </w:p>
+    <w:p>
+      <w:pPr>
+        <w:pStyle w:val="ListParagraph"/>
+        <w:numPr>
+          <w:ilvl w:val="0"/>
+          <w:numId w:val="3"/>
+        </w:numPr>
+      </w:pPr>
+      <w:r>
+        <w:t>A complicated design that has fewer drawbacks may not always be the right choice.</w:t>
+      </w:r>
+    </w:p>
+    <w:p>
+      <w:pPr>
+        <w:pStyle w:val="ListParagraph"/>
+        <w:numPr>
+          <w:ilvl w:val="1"/>
+          <w:numId w:val="3"/>
+        </w:numPr>
+      </w:pPr>
+      <w:r>
+        <w:t>Time/Difficulty constraints</w:t>
+      </w:r>
+    </w:p>
+    <w:p>
+      <w:pPr>
+        <w:pStyle w:val="ListParagraph"/>
+        <w:numPr>
+          <w:ilvl w:val="1"/>
+          <w:numId w:val="3"/>
+        </w:numPr>
+      </w:pPr>
+      <w:r>
+        <w:t>May be overkill for the job</w:t>
+      </w:r>
+      <w:r>
+        <w:t>, performance increase may not be noticeable.</w:t>
+      </w:r>
+    </w:p>
+    <w:p>
+      <w:pPr>
+        <w:pStyle w:val="ListParagraph"/>
+        <w:numPr>
+          <w:ilvl w:val="1"/>
+          <w:numId w:val="3"/>
+        </w:numPr>
+      </w:pPr>
+      <w:r>
+        <w:t>Harder to be maintained/improved by others</w:t>
+      </w:r>
+      <w:r>
+        <w:t>.</w:t>
+      </w:r>
+    </w:p>
+    <w:p>
+      <w:pPr>
+        <w:pStyle w:val="ListParagraph"/>
+        <w:numPr>
+          <w:ilvl w:val="1"/>
+          <w:numId w:val="3"/>
+        </w:numPr>
+      </w:pPr>
+      <w:r>
+        <w:lastRenderedPageBreak/>
+        <w:t>Can spiral into an unmanageable mess if other developers use hacky methods</w:t>
+      </w:r>
+      <w:r>
+        <w:t xml:space="preserve"> when they don’t understand the design</w:t>
+      </w:r>
+      <w:r>
+        <w:t>.</w:t>
       </w:r>
     </w:p>
     <w:p>
@@ -1145,440 +1616,6 @@
         <w:pStyle w:val="Heading3"/>
       </w:pPr>
       <w:r>
-        <w:t>Time Slicing</w:t>
-      </w:r>
-    </w:p>
-    <w:p>
-      <w:pPr>
-        <w:pStyle w:val="ListParagraph"/>
-        <w:numPr>
-          <w:ilvl w:val="0"/>
-          <w:numId w:val="3"/>
-        </w:numPr>
-      </w:pPr>
-      <w:r>
-        <w:t>Distribute a large amount of work over time, instead of doing everything at once.</w:t>
-      </w:r>
-    </w:p>
-    <w:p>
-      <w:pPr>
-        <w:pStyle w:val="ListParagraph"/>
-        <w:numPr>
-          <w:ilvl w:val="0"/>
-          <w:numId w:val="3"/>
-        </w:numPr>
-      </w:pPr>
-      <w:r>
-        <w:t>Possible requests can be precalculated and stored in a cache/table.</w:t>
-      </w:r>
-    </w:p>
-    <w:p>
-      <w:pPr>
-        <w:pStyle w:val="ListParagraph"/>
-        <w:numPr>
-          <w:ilvl w:val="0"/>
-          <w:numId w:val="3"/>
-        </w:numPr>
-      </w:pPr>
-      <w:r>
-        <w:t>Work can be delivered later and be slowly built upon over time.</w:t>
-      </w:r>
-    </w:p>
-    <w:p>
-      <w:pPr>
-        <w:pStyle w:val="ListParagraph"/>
-        <w:numPr>
-          <w:ilvl w:val="0"/>
-          <w:numId w:val="3"/>
-        </w:numPr>
-      </w:pPr>
-      <w:r>
-        <w:t>Some work can be done ahead of time.</w:t>
-      </w:r>
-    </w:p>
-    <w:p>
-      <w:pPr>
-        <w:pStyle w:val="Heading3"/>
-      </w:pPr>
-      <w:r>
-        <w:t>Avoid System Calls</w:t>
-      </w:r>
-    </w:p>
-    <w:p>
-      <w:pPr>
-        <w:pStyle w:val="ListParagraph"/>
-        <w:numPr>
-          <w:ilvl w:val="0"/>
-          <w:numId w:val="3"/>
-        </w:numPr>
-      </w:pPr>
-      <w:r>
-        <w:t xml:space="preserve">System calls like file operations, signals, </w:t>
-      </w:r>
-      <w:r>
-        <w:t>time query are much slower due to context and privilege switching.</w:t>
-      </w:r>
-    </w:p>
-    <w:p>
-      <w:pPr>
-        <w:pStyle w:val="ListParagraph"/>
-        <w:numPr>
-          <w:ilvl w:val="0"/>
-          <w:numId w:val="3"/>
-        </w:numPr>
-      </w:pPr>
-      <w:r>
-        <w:t>Instead, work can be batched (one system call for multiple operations), postponed, or done only once and reused instead of every frame.</w:t>
-      </w:r>
-    </w:p>
-    <w:p>
-      <w:pPr>
-        <w:pStyle w:val="ListParagraph"/>
-        <w:numPr>
-          <w:ilvl w:val="1"/>
-          <w:numId w:val="3"/>
-        </w:numPr>
-      </w:pPr>
-      <w:r>
-        <w:lastRenderedPageBreak/>
-        <w:t>e.g. reading the file once for model data and caching it, instead of</w:t>
-      </w:r>
-      <w:r>
-        <w:t xml:space="preserve"> reading the file every instantiation of a gameobject.</w:t>
-      </w:r>
-      <w:r>
-        <w:t xml:space="preserve"> </w:t>
-      </w:r>
-    </w:p>
-    <w:p>
-      <w:pPr>
-        <w:pStyle w:val="Heading3"/>
-      </w:pPr>
-      <w:r>
-        <w:t>Polymorphism can obfuscate code and reduce performance</w:t>
-      </w:r>
-    </w:p>
-    <w:p>
-      <w:pPr>
-        <w:pStyle w:val="ListParagraph"/>
-        <w:numPr>
-          <w:ilvl w:val="0"/>
-          <w:numId w:val="3"/>
-        </w:numPr>
-      </w:pPr>
-      <w:r>
-        <w:t>Polymorphism and Virtual functions can cause cache misses and prevent optimization.</w:t>
-      </w:r>
-    </w:p>
-    <w:p>
-      <w:pPr>
-        <w:pStyle w:val="ListParagraph"/>
-        <w:numPr>
-          <w:ilvl w:val="0"/>
-          <w:numId w:val="3"/>
-        </w:numPr>
-      </w:pPr>
-      <w:r>
-        <w:t>Consider lists/tables of similar data.</w:t>
-      </w:r>
-    </w:p>
-    <w:p>
-      <w:pPr>
-        <w:pStyle w:val="Heading3"/>
-      </w:pPr>
-      <w:r>
-        <w:t xml:space="preserve">Understand </w:t>
-      </w:r>
-      <w:r>
-        <w:t>Latency Statistics</w:t>
-      </w:r>
-    </w:p>
-    <w:p>
-      <w:pPr>
-        <w:pStyle w:val="ListParagraph"/>
-        <w:numPr>
-          <w:ilvl w:val="0"/>
-          <w:numId w:val="3"/>
-        </w:numPr>
-      </w:pPr>
-      <w:r>
-        <w:t>0.25ns is one clock cycle at 4GHz</w:t>
-      </w:r>
-    </w:p>
-    <w:p>
-      <w:pPr>
-        <w:pStyle w:val="ListParagraph"/>
-        <w:numPr>
-          <w:ilvl w:val="0"/>
-          <w:numId w:val="3"/>
-        </w:numPr>
-      </w:pPr>
-      <w:r>
-        <w:t>1ns = L1 cache</w:t>
-      </w:r>
-    </w:p>
-    <w:p>
-      <w:pPr>
-        <w:pStyle w:val="ListParagraph"/>
-        <w:numPr>
-          <w:ilvl w:val="0"/>
-          <w:numId w:val="3"/>
-        </w:numPr>
-      </w:pPr>
-      <w:r>
-        <w:t>4ns = L2 cache</w:t>
-      </w:r>
-    </w:p>
-    <w:p>
-      <w:pPr>
-        <w:pStyle w:val="ListParagraph"/>
-        <w:numPr>
-          <w:ilvl w:val="0"/>
-          <w:numId w:val="3"/>
-        </w:numPr>
-      </w:pPr>
-      <w:r>
-        <w:t>17ns = Mutex lock/unlock</w:t>
-      </w:r>
-    </w:p>
-    <w:p>
-      <w:pPr>
-        <w:pStyle w:val="ListParagraph"/>
-        <w:numPr>
-          <w:ilvl w:val="0"/>
-          <w:numId w:val="3"/>
-        </w:numPr>
-      </w:pPr>
-      <w:r>
-        <w:t>100ns = Main memory reference</w:t>
-      </w:r>
-    </w:p>
-    <w:p>
-      <w:pPr>
-        <w:pStyle w:val="ListParagraph"/>
-        <w:numPr>
-          <w:ilvl w:val="0"/>
-          <w:numId w:val="3"/>
-        </w:numPr>
-      </w:pPr>
-      <w:r>
-        <w:t>3000ns = Main memory 1MB</w:t>
-      </w:r>
-    </w:p>
-    <w:p>
-      <w:pPr>
-        <w:pStyle w:val="ListParagraph"/>
-        <w:numPr>
-          <w:ilvl w:val="0"/>
-          <w:numId w:val="3"/>
-        </w:numPr>
-      </w:pPr>
-      <w:r>
-        <w:t>14000ns = SSD random read</w:t>
-      </w:r>
-    </w:p>
-    <w:p>
-      <w:pPr>
-        <w:pStyle w:val="ListParagraph"/>
-        <w:numPr>
-          <w:ilvl w:val="0"/>
-          <w:numId w:val="3"/>
-        </w:numPr>
-      </w:pPr>
-      <w:r>
-        <w:t>49000ns = SSD 1MB read</w:t>
-      </w:r>
-    </w:p>
-    <w:p>
-      <w:pPr>
-        <w:pStyle w:val="Heading3"/>
-      </w:pPr>
-      <w:r>
-        <w:t>Premature Optimization</w:t>
-      </w:r>
-      <w:r>
-        <w:t xml:space="preserve"> is evil</w:t>
-      </w:r>
-    </w:p>
-    <w:p>
-      <w:pPr>
-        <w:pStyle w:val="ListParagraph"/>
-        <w:numPr>
-          <w:ilvl w:val="0"/>
-          <w:numId w:val="3"/>
-        </w:numPr>
-      </w:pPr>
-      <w:r>
-        <w:t>Premature Optimization is related to the level of expertise.</w:t>
-      </w:r>
-    </w:p>
-    <w:p>
-      <w:pPr>
-        <w:pStyle w:val="ListParagraph"/>
-        <w:numPr>
-          <w:ilvl w:val="1"/>
-          <w:numId w:val="3"/>
-        </w:numPr>
-      </w:pPr>
-      <w:r>
-        <w:t xml:space="preserve">A junior </w:t>
-      </w:r>
-      <w:r>
-        <w:t>developer</w:t>
-      </w:r>
-      <w:r>
-        <w:t xml:space="preserve"> may find </w:t>
-      </w:r>
-      <w:r>
-        <w:t>difficulty implementing an octree for collisions</w:t>
-      </w:r>
-      <w:r>
-        <w:t>, and thus it may be a premature optimization.</w:t>
-      </w:r>
-    </w:p>
-    <w:p>
-      <w:pPr>
-        <w:pStyle w:val="ListParagraph"/>
-        <w:numPr>
-          <w:ilvl w:val="1"/>
-          <w:numId w:val="3"/>
-        </w:numPr>
-      </w:pPr>
-      <w:r>
-        <w:t>A senior developer may find octrees second nature to them.</w:t>
-      </w:r>
-    </w:p>
-    <w:p>
-      <w:pPr>
-        <w:pStyle w:val="ListParagraph"/>
-        <w:numPr>
-          <w:ilvl w:val="0"/>
-          <w:numId w:val="3"/>
-        </w:numPr>
-      </w:pPr>
-      <w:r>
-        <w:t>Only implement a</w:t>
-      </w:r>
-      <w:r>
-        <w:t>n architecture design choice if it’s necessary, or if the developer(s) on the team can easily understand it.</w:t>
-      </w:r>
-      <w:r>
-        <w:t xml:space="preserve"> </w:t>
-      </w:r>
-    </w:p>
-    <w:p>
-      <w:pPr>
-        <w:pStyle w:val="ListParagraph"/>
-        <w:numPr>
-          <w:ilvl w:val="1"/>
-          <w:numId w:val="3"/>
-        </w:numPr>
-      </w:pPr>
-      <w:r>
-        <w:t xml:space="preserve">Profile the </w:t>
-      </w:r>
-      <w:r>
-        <w:t>problem</w:t>
-      </w:r>
-      <w:r>
-        <w:t>.</w:t>
-      </w:r>
-    </w:p>
-    <w:p>
-      <w:pPr>
-        <w:pStyle w:val="ListParagraph"/>
-        <w:numPr>
-          <w:ilvl w:val="1"/>
-          <w:numId w:val="3"/>
-        </w:numPr>
-      </w:pPr>
-      <w:r>
-        <w:t>See if it makes a meaningful difference</w:t>
-      </w:r>
-      <w:r>
-        <w:t xml:space="preserve"> to improve it</w:t>
-      </w:r>
-      <w:r>
-        <w:t>.</w:t>
-      </w:r>
-    </w:p>
-    <w:p>
-      <w:pPr>
-        <w:pStyle w:val="ListParagraph"/>
-        <w:numPr>
-          <w:ilvl w:val="0"/>
-          <w:numId w:val="3"/>
-        </w:numPr>
-      </w:pPr>
-      <w:r>
-        <w:t>A complicated design that has fewer drawbacks may not always be the right choice.</w:t>
-      </w:r>
-    </w:p>
-    <w:p>
-      <w:pPr>
-        <w:pStyle w:val="ListParagraph"/>
-        <w:numPr>
-          <w:ilvl w:val="1"/>
-          <w:numId w:val="3"/>
-        </w:numPr>
-      </w:pPr>
-      <w:r>
-        <w:t>Time/Difficulty constraints</w:t>
-      </w:r>
-    </w:p>
-    <w:p>
-      <w:pPr>
-        <w:pStyle w:val="ListParagraph"/>
-        <w:numPr>
-          <w:ilvl w:val="1"/>
-          <w:numId w:val="3"/>
-        </w:numPr>
-      </w:pPr>
-      <w:r>
-        <w:t>May be overkill for the job</w:t>
-      </w:r>
-      <w:r>
-        <w:t>, performance increase may not be noticeable.</w:t>
-      </w:r>
-    </w:p>
-    <w:p>
-      <w:pPr>
-        <w:pStyle w:val="ListParagraph"/>
-        <w:numPr>
-          <w:ilvl w:val="1"/>
-          <w:numId w:val="3"/>
-        </w:numPr>
-      </w:pPr>
-      <w:r>
-        <w:t>Harder to be maintained/improved by others</w:t>
-      </w:r>
-      <w:r>
-        <w:t>.</w:t>
-      </w:r>
-    </w:p>
-    <w:p>
-      <w:pPr>
-        <w:pStyle w:val="ListParagraph"/>
-        <w:numPr>
-          <w:ilvl w:val="1"/>
-          <w:numId w:val="3"/>
-        </w:numPr>
-      </w:pPr>
-      <w:r>
-        <w:t>Can spiral into an unmanageable mess if other developers use hacky methods</w:t>
-      </w:r>
-      <w:r>
-        <w:t xml:space="preserve"> when they don’t understand the design</w:t>
-      </w:r>
-      <w:r>
-        <w:t>.</w:t>
-      </w:r>
-    </w:p>
-    <w:p>
-      <w:pPr>
-        <w:pStyle w:val="Heading3"/>
-      </w:pPr>
-      <w:r>
         <w:t>Immersion</w:t>
       </w:r>
       <w:r>
@@ -1594,7 +1631,6 @@
         </w:numPr>
       </w:pPr>
       <w:r>
-        <w:lastRenderedPageBreak/>
         <w:t xml:space="preserve">Start from base zero, slowly building up </w:t>
       </w:r>
       <w:r>
@@ -1766,6 +1802,118 @@
 <file path=word/numbering.xml><?xml version="1.0" encoding="utf-8"?>
 <w:numbering xmlns:wpc="http://schemas.microsoft.com/office/word/2010/wordprocessingCanvas" xmlns:cx="http://schemas.microsoft.com/office/drawing/2014/chartex" xmlns:cx1="http://schemas.microsoft.com/office/drawing/2015/9/8/chartex" xmlns:cx2="http://schemas.microsoft.com/office/drawing/2015/10/21/chartex" xmlns:cx3="http://schemas.microsoft.com/office/drawing/2016/5/9/chartex" xmlns:cx4="http://schemas.microsoft.com/office/drawing/2016/5/10/chartex" xmlns:cx5="http://schemas.microsoft.com/office/drawing/2016/5/11/chartex" xmlns:cx6="http://schemas.microsoft.com/office/drawing/2016/5/12/chartex" xmlns:cx7="http://schemas.microsoft.com/office/drawing/2016/5/13/chartex" xmlns:cx8="http://schemas.microsoft.com/office/drawing/2016/5/14/chartex" xmlns:mc="http://schemas.openxmlformats.org/markup-compatibility/2006" xmlns:aink="http://schemas.microsoft.com/office/drawing/2016/ink" xmlns:am3d="http://schemas.microsoft.com/office/drawing/2017/model3d" xmlns:o="urn:schemas-microsoft-com:office:office" xmlns:oel="http://schemas.microsoft.com/office/2019/extlst" xmlns:r="http://schemas.openxmlformats.org/officeDocument/2006/relationships" xmlns:m="http://schemas.openxmlformats.org/officeDocument/2006/math" xmlns:v="urn:schemas-microsoft-com:vml" xmlns:wp14="http://schemas.microsoft.com/office/word/2010/wordprocessingDrawing" xmlns:wp="http://schemas.openxmlformats.org/drawingml/2006/wordprocessingDrawing" xmlns:w10="urn:schemas-microsoft-com:office:word" xmlns:w="http://schemas.openxmlformats.org/wordprocessingml/2006/main" xmlns:w14="http://schemas.microsoft.com/office/word/2010/wordml" xmlns:w15="http://schemas.microsoft.com/office/word/2012/wordml" xmlns:w16cex="http://schemas.microsoft.com/office/word/2018/wordml/cex" xmlns:w16cid="http://schemas.microsoft.com/office/word/2016/wordml/cid" xmlns:w16="http://schemas.microsoft.com/office/word/2018/wordml" xmlns:w16du="http://schemas.microsoft.com/office/word/2023/wordml/word16du" xmlns:w16sdtdh="http://schemas.microsoft.com/office/word/2020/wordml/sdtdatahash" xmlns:w16sdtfl="http://schemas.microsoft.com/office/word/2024/wordml/sdtformatlock" xmlns:w16se="http://schemas.microsoft.com/office/word/2015/wordml/symex" xmlns:wpg="http://schemas.microsoft.com/office/word/2010/wordprocessingGroup" xmlns:wpi="http://schemas.microsoft.com/office/word/2010/wordprocessingInk" xmlns:wne="http://schemas.microsoft.com/office/word/2006/wordml" xmlns:wps="http://schemas.microsoft.com/office/word/2010/wordprocessingShape" mc:Ignorable="w14 w15 w16se w16cid w16 w16cex w16sdtdh w16sdtfl w16du wp14">
   <w:abstractNum w:abstractNumId="0" w15:restartNumberingAfterBreak="0">
+    <w:nsid w:val="117324FF"/>
+    <w:multiLevelType w:val="hybridMultilevel"/>
+    <w:tmpl w:val="F6C43FE8"/>
+    <w:lvl w:ilvl="0" w:tplc="3B269530">
+      <w:numFmt w:val="bullet"/>
+      <w:lvlText w:val="-"/>
+      <w:lvlJc w:val="left"/>
+      <w:pPr>
+        <w:ind w:left="720" w:hanging="360"/>
+      </w:pPr>
+      <w:rPr>
+        <w:rFonts w:ascii="Calibri" w:eastAsiaTheme="minorHAnsi" w:hAnsi="Calibri" w:cs="Calibri" w:hint="default"/>
+      </w:rPr>
+    </w:lvl>
+    <w:lvl w:ilvl="1" w:tplc="04090003" w:tentative="1">
+      <w:start w:val="1"/>
+      <w:numFmt w:val="bullet"/>
+      <w:lvlText w:val="o"/>
+      <w:lvlJc w:val="left"/>
+      <w:pPr>
+        <w:ind w:left="1440" w:hanging="360"/>
+      </w:pPr>
+      <w:rPr>
+        <w:rFonts w:ascii="Courier New" w:hAnsi="Courier New" w:cs="Courier New" w:hint="default"/>
+      </w:rPr>
+    </w:lvl>
+    <w:lvl w:ilvl="2" w:tplc="04090005" w:tentative="1">
+      <w:start w:val="1"/>
+      <w:numFmt w:val="bullet"/>
+      <w:lvlText w:val=""/>
+      <w:lvlJc w:val="left"/>
+      <w:pPr>
+        <w:ind w:left="2160" w:hanging="360"/>
+      </w:pPr>
+      <w:rPr>
+        <w:rFonts w:ascii="Wingdings" w:hAnsi="Wingdings" w:hint="default"/>
+      </w:rPr>
+    </w:lvl>
+    <w:lvl w:ilvl="3" w:tplc="04090001" w:tentative="1">
+      <w:start w:val="1"/>
+      <w:numFmt w:val="bullet"/>
+      <w:lvlText w:val=""/>
+      <w:lvlJc w:val="left"/>
+      <w:pPr>
+        <w:ind w:left="2880" w:hanging="360"/>
+      </w:pPr>
+      <w:rPr>
+        <w:rFonts w:ascii="Symbol" w:hAnsi="Symbol" w:hint="default"/>
+      </w:rPr>
+    </w:lvl>
+    <w:lvl w:ilvl="4" w:tplc="04090003" w:tentative="1">
+      <w:start w:val="1"/>
+      <w:numFmt w:val="bullet"/>
+      <w:lvlText w:val="o"/>
+      <w:lvlJc w:val="left"/>
+      <w:pPr>
+        <w:ind w:left="3600" w:hanging="360"/>
+      </w:pPr>
+      <w:rPr>
+        <w:rFonts w:ascii="Courier New" w:hAnsi="Courier New" w:cs="Courier New" w:hint="default"/>
+      </w:rPr>
+    </w:lvl>
+    <w:lvl w:ilvl="5" w:tplc="04090005" w:tentative="1">
+      <w:start w:val="1"/>
+      <w:numFmt w:val="bullet"/>
+      <w:lvlText w:val=""/>
+      <w:lvlJc w:val="left"/>
+      <w:pPr>
+        <w:ind w:left="4320" w:hanging="360"/>
+      </w:pPr>
+      <w:rPr>
+        <w:rFonts w:ascii="Wingdings" w:hAnsi="Wingdings" w:hint="default"/>
+      </w:rPr>
+    </w:lvl>
+    <w:lvl w:ilvl="6" w:tplc="04090001" w:tentative="1">
+      <w:start w:val="1"/>
+      <w:numFmt w:val="bullet"/>
+      <w:lvlText w:val=""/>
+      <w:lvlJc w:val="left"/>
+      <w:pPr>
+        <w:ind w:left="5040" w:hanging="360"/>
+      </w:pPr>
+      <w:rPr>
+        <w:rFonts w:ascii="Symbol" w:hAnsi="Symbol" w:hint="default"/>
+      </w:rPr>
+    </w:lvl>
+    <w:lvl w:ilvl="7" w:tplc="04090003" w:tentative="1">
+      <w:start w:val="1"/>
+      <w:numFmt w:val="bullet"/>
+      <w:lvlText w:val="o"/>
+      <w:lvlJc w:val="left"/>
+      <w:pPr>
+        <w:ind w:left="5760" w:hanging="360"/>
+      </w:pPr>
+      <w:rPr>
+        <w:rFonts w:ascii="Courier New" w:hAnsi="Courier New" w:cs="Courier New" w:hint="default"/>
+      </w:rPr>
+    </w:lvl>
+    <w:lvl w:ilvl="8" w:tplc="04090005" w:tentative="1">
+      <w:start w:val="1"/>
+      <w:numFmt w:val="bullet"/>
+      <w:lvlText w:val=""/>
+      <w:lvlJc w:val="left"/>
+      <w:pPr>
+        <w:ind w:left="6480" w:hanging="360"/>
+      </w:pPr>
+      <w:rPr>
+        <w:rFonts w:ascii="Wingdings" w:hAnsi="Wingdings" w:hint="default"/>
+      </w:rPr>
+    </w:lvl>
+  </w:abstractNum>
+  <w:abstractNum w:abstractNumId="1" w15:restartNumberingAfterBreak="0">
     <w:nsid w:val="1C8B339B"/>
     <w:multiLevelType w:val="hybridMultilevel"/>
     <w:tmpl w:val="D90430A0"/>
@@ -1878,7 +2026,7 @@
       </w:rPr>
     </w:lvl>
   </w:abstractNum>
-  <w:abstractNum w:abstractNumId="1" w15:restartNumberingAfterBreak="0">
+  <w:abstractNum w:abstractNumId="2" w15:restartNumberingAfterBreak="0">
     <w:nsid w:val="23EE18E6"/>
     <w:multiLevelType w:val="hybridMultilevel"/>
     <w:tmpl w:val="0106A440"/>
@@ -1991,7 +2139,7 @@
       </w:rPr>
     </w:lvl>
   </w:abstractNum>
-  <w:abstractNum w:abstractNumId="2" w15:restartNumberingAfterBreak="0">
+  <w:abstractNum w:abstractNumId="3" w15:restartNumberingAfterBreak="0">
     <w:nsid w:val="27D548E2"/>
     <w:multiLevelType w:val="hybridMultilevel"/>
     <w:tmpl w:val="7848FC86"/>
@@ -2080,7 +2228,7 @@
       </w:pPr>
     </w:lvl>
   </w:abstractNum>
-  <w:abstractNum w:abstractNumId="3" w15:restartNumberingAfterBreak="0">
+  <w:abstractNum w:abstractNumId="4" w15:restartNumberingAfterBreak="0">
     <w:nsid w:val="2937521A"/>
     <w:multiLevelType w:val="hybridMultilevel"/>
     <w:tmpl w:val="7862D6E6"/>
@@ -2170,7 +2318,7 @@
       </w:pPr>
     </w:lvl>
   </w:abstractNum>
-  <w:abstractNum w:abstractNumId="4" w15:restartNumberingAfterBreak="0">
+  <w:abstractNum w:abstractNumId="5" w15:restartNumberingAfterBreak="0">
     <w:nsid w:val="2B341A03"/>
     <w:multiLevelType w:val="multilevel"/>
     <w:tmpl w:val="7862D6E6"/>
@@ -2260,7 +2408,7 @@
       </w:pPr>
     </w:lvl>
   </w:abstractNum>
-  <w:abstractNum w:abstractNumId="5" w15:restartNumberingAfterBreak="0">
+  <w:abstractNum w:abstractNumId="6" w15:restartNumberingAfterBreak="0">
     <w:nsid w:val="448F62CC"/>
     <w:multiLevelType w:val="hybridMultilevel"/>
     <w:tmpl w:val="55B8F7E4"/>
@@ -2373,22 +2521,25 @@
     </w:lvl>
   </w:abstractNum>
   <w:num w:numId="1" w16cid:durableId="1457329189">
+    <w:abstractNumId w:val="4"/>
+  </w:num>
+  <w:num w:numId="2" w16cid:durableId="171380433">
+    <w:abstractNumId w:val="5"/>
+  </w:num>
+  <w:num w:numId="3" w16cid:durableId="31538855">
+    <w:abstractNumId w:val="6"/>
+  </w:num>
+  <w:num w:numId="4" w16cid:durableId="1772700915">
+    <w:abstractNumId w:val="1"/>
+  </w:num>
+  <w:num w:numId="5" w16cid:durableId="2033458353">
+    <w:abstractNumId w:val="2"/>
+  </w:num>
+  <w:num w:numId="6" w16cid:durableId="1746149305">
     <w:abstractNumId w:val="3"/>
   </w:num>
-  <w:num w:numId="2" w16cid:durableId="171380433">
-    <w:abstractNumId w:val="4"/>
-  </w:num>
-  <w:num w:numId="3" w16cid:durableId="31538855">
-    <w:abstractNumId w:val="5"/>
-  </w:num>
-  <w:num w:numId="4" w16cid:durableId="1772700915">
+  <w:num w:numId="7" w16cid:durableId="1273900568">
     <w:abstractNumId w:val="0"/>
-  </w:num>
-  <w:num w:numId="5" w16cid:durableId="2033458353">
-    <w:abstractNumId w:val="1"/>
-  </w:num>
-  <w:num w:numId="6" w16cid:durableId="1746149305">
-    <w:abstractNumId w:val="2"/>
   </w:num>
   <w:numIdMacAtCleanup w:val="6"/>
 </w:numbering>
